--- a/plantillas/notarial/D4-NOT_Gap_Analysis_PLD_v1.docx
+++ b/plantillas/notarial/D4-NOT_Gap_Analysis_PLD_v1.docx
@@ -743,7 +743,7 @@
                 <w:sz w:val="17"/>
                 <w:szCs w:val="17"/>
               </w:rPr>
-              <w:t xml:space="preserve">$2,000,000</w:t>
+              <w:t xml:space="preserve">$234,620</w:t>
             </w:r>
           </w:p>
         </w:tc>
@@ -1047,7 +1047,7 @@
                 <w:sz w:val="17"/>
                 <w:szCs w:val="17"/>
               </w:rPr>
-              <w:t xml:space="preserve">$1,000,000</w:t>
+              <w:t xml:space="preserve">$234,620</w:t>
             </w:r>
           </w:p>
         </w:tc>
@@ -1199,7 +1199,7 @@
                 <w:sz w:val="17"/>
                 <w:szCs w:val="17"/>
               </w:rPr>
-              <w:t xml:space="preserve">$1,000,000</w:t>
+              <w:t xml:space="preserve">$234,620</w:t>
             </w:r>
           </w:p>
         </w:tc>
@@ -1351,7 +1351,7 @@
                 <w:sz w:val="17"/>
                 <w:szCs w:val="17"/>
               </w:rPr>
-              <w:t xml:space="preserve">$500,000</w:t>
+              <w:t xml:space="preserve">$234,620</w:t>
             </w:r>
           </w:p>
         </w:tc>
@@ -1503,7 +1503,7 @@
                 <w:sz w:val="17"/>
                 <w:szCs w:val="17"/>
               </w:rPr>
-              <w:t xml:space="preserve">$1,000,000</w:t>
+              <w:t xml:space="preserve">$234,620</w:t>
             </w:r>
           </w:p>
         </w:tc>
@@ -1655,7 +1655,7 @@
                 <w:sz w:val="17"/>
                 <w:szCs w:val="17"/>
               </w:rPr>
-              <w:t xml:space="preserve">$500,000</w:t>
+              <w:t xml:space="preserve">$234,620</w:t>
             </w:r>
           </w:p>
         </w:tc>
@@ -1807,7 +1807,7 @@
                 <w:sz w:val="17"/>
                 <w:szCs w:val="17"/>
               </w:rPr>
-              <w:t xml:space="preserve">&gt;$7,625,150 o 100% del acto</w:t>
+              <w:t xml:space="preserve">$7,624,150 o 10%–100% del valor del acto</w:t>
             </w:r>
           </w:p>
         </w:tc>
@@ -1959,7 +1959,7 @@
                 <w:sz w:val="17"/>
                 <w:szCs w:val="17"/>
               </w:rPr>
-              <w:t xml:space="preserve">$1,173,100/mes</w:t>
+              <w:t xml:space="preserve">$7,624,150</w:t>
             </w:r>
           </w:p>
         </w:tc>
@@ -2111,7 +2111,7 @@
                 <w:sz w:val="17"/>
                 <w:szCs w:val="17"/>
               </w:rPr>
-              <w:t xml:space="preserve">$250,000</w:t>
+              <w:t xml:space="preserve">$234,620</w:t>
             </w:r>
           </w:p>
         </w:tc>
@@ -2263,7 +2263,7 @@
                 <w:sz w:val="17"/>
                 <w:szCs w:val="17"/>
               </w:rPr>
-              <w:t xml:space="preserve">$250,000</w:t>
+              <w:t xml:space="preserve">$234,620</w:t>
             </w:r>
           </w:p>
         </w:tc>
@@ -2415,7 +2415,7 @@
                 <w:sz w:val="17"/>
                 <w:szCs w:val="17"/>
               </w:rPr>
-              <w:t xml:space="preserve">$500,000</w:t>
+              <w:t xml:space="preserve">$234,620</w:t>
             </w:r>
           </w:p>
         </w:tc>
@@ -2567,7 +2567,7 @@
                 <w:sz w:val="17"/>
                 <w:szCs w:val="17"/>
               </w:rPr>
-              <w:t xml:space="preserve">$250,000</w:t>
+              <w:t xml:space="preserve">$234,620</w:t>
             </w:r>
           </w:p>
         </w:tc>
@@ -2719,7 +2719,7 @@
                 <w:sz w:val="17"/>
                 <w:szCs w:val="17"/>
               </w:rPr>
-              <w:t xml:space="preserve">$500,000</w:t>
+              <w:t xml:space="preserve">$7,624,150</w:t>
             </w:r>
           </w:p>
         </w:tc>
@@ -3054,7 +3054,7 @@
                 <w:sz w:val="17"/>
                 <w:szCs w:val="17"/>
               </w:rPr>
-              <w:t xml:space="preserve">Reducción posible por actuación espontánea (Art. 55, 50%):</w:t>
+              <w:t xml:space="preserve">Reducción posible por actuación espontánea (Art. 55 Ley, hasta 50%):</w:t>
             </w:r>
           </w:p>
         </w:tc>

--- a/plantillas/notarial/D4-NOT_Gap_Analysis_PLD_v1.docx
+++ b/plantillas/notarial/D4-NOT_Gap_Analysis_PLD_v1.docx
@@ -1807,7 +1807,7 @@
                 <w:sz w:val="17"/>
                 <w:szCs w:val="17"/>
               </w:rPr>
-              <w:t xml:space="preserve">$7,624,150 o 10%–100% del valor del acto</w:t>
+              <w:t xml:space="preserve">$7,625,150 o 10%–100% del valor del acto</w:t>
             </w:r>
           </w:p>
         </w:tc>
@@ -1959,7 +1959,7 @@
                 <w:sz w:val="17"/>
                 <w:szCs w:val="17"/>
               </w:rPr>
-              <w:t xml:space="preserve">$7,624,150</w:t>
+              <w:t xml:space="preserve">$7,625,150</w:t>
             </w:r>
           </w:p>
         </w:tc>
@@ -2719,7 +2719,7 @@
                 <w:sz w:val="17"/>
                 <w:szCs w:val="17"/>
               </w:rPr>
-              <w:t xml:space="preserve">$7,624,150</w:t>
+              <w:t xml:space="preserve">$7,625,150</w:t>
             </w:r>
           </w:p>
         </w:tc>
